--- a/Group 39 Minutes.docx
+++ b/Group 39 Minutes.docx
@@ -31,20 +31,188 @@
     </w:p>
     <w:p>
       <w:r>
-        <w:t xml:space="preserve">Attendees – Joseph Davidson, Lily Lockhart, Rosie, Sian </w:t>
+        <w:t>Attendees – Joseph Davidson, Lily Lockhart, Rosie</w:t>
+      </w:r>
+      <w:r>
+        <w:t xml:space="preserve"> Guiney, Sian</w:t>
+      </w:r>
+      <w:r>
+        <w:t xml:space="preserve"> </w:t>
+      </w:r>
+      <w:r>
+        <w:t>McManus</w:t>
       </w:r>
     </w:p>
     <w:p/>
     <w:p>
       <w:r>
-        <w:t>What we did: Begun our initial website design, drew up the colour scheme</w:t>
+        <w:t xml:space="preserve">What we did: Begun our </w:t>
+      </w:r>
+      <w:r>
+        <w:t>initial design</w:t>
+      </w:r>
+      <w:r>
+        <w:t xml:space="preserve"> </w:t>
+      </w:r>
+      <w:r>
+        <w:t xml:space="preserve">of a </w:t>
+      </w:r>
+      <w:r>
+        <w:t>wellbeing</w:t>
+      </w:r>
+      <w:r>
+        <w:t xml:space="preserve"> website. Using Miro, we created a mood board and detailed how we would apply website accessibility and who would code each part of the website. </w:t>
+      </w:r>
+      <w:r>
+        <w:t xml:space="preserve">An initial </w:t>
+      </w:r>
+      <w:r>
+        <w:t>colour scheme</w:t>
+      </w:r>
+      <w:r>
+        <w:t>,</w:t>
+      </w:r>
+      <w:r>
+        <w:t xml:space="preserve"> font, and logo associated with the </w:t>
+      </w:r>
+      <w:r>
+        <w:t xml:space="preserve">company </w:t>
+      </w:r>
+      <w:r>
+        <w:t xml:space="preserve">was </w:t>
+      </w:r>
+      <w:r>
+        <w:t>created</w:t>
+      </w:r>
+      <w:r>
+        <w:t xml:space="preserve"> </w:t>
+      </w:r>
+      <w:r>
+        <w:t xml:space="preserve">and we </w:t>
+      </w:r>
+      <w:r>
+        <w:t>detailed how we would make our website accessible</w:t>
+      </w:r>
+      <w:r>
+        <w:t>, applying</w:t>
+      </w:r>
+      <w:r>
+        <w:t xml:space="preserve"> to government </w:t>
+      </w:r>
+      <w:r>
+        <w:t>laws.</w:t>
+      </w:r>
+    </w:p>
+    <w:p/>
+    <w:p>
+      <w:r>
+        <w:t>Second meeting – Thursday 26</w:t>
+      </w:r>
+      <w:r>
+        <w:rPr>
+          <w:vertAlign w:val="superscript"/>
+        </w:rPr>
+        <w:t>th</w:t>
+      </w:r>
+      <w:r>
+        <w:t xml:space="preserve"> March </w:t>
+      </w:r>
+    </w:p>
+    <w:p>
+      <w:r>
+        <w:rPr/>
+        <w:t xml:space="preserve">Attendees – Joseph </w:t>
+      </w:r>
+      <w:r>
+        <w:rPr/>
+        <w:t>David</w:t>
+      </w:r>
+      <w:r>
+        <w:rPr/>
+        <w:t>so</w:t>
+      </w:r>
+      <w:r>
+        <w:rPr/>
+        <w:t>n, Lily Lockhart, Rosie Guiney, Sian McManus</w:t>
+      </w:r>
+      <w:r>
+        <w:rPr/>
+        <w:t xml:space="preserve">, </w:t>
+      </w:r>
+      <w:r>
+        <w:rPr/>
+        <w:t xml:space="preserve">Malak </w:t>
+      </w:r>
+    </w:p>
+    <w:p>
+      <w:r>
+        <w:rPr/>
+        <w:t xml:space="preserve">What we did: </w:t>
+      </w:r>
+      <w:r>
+        <w:rPr/>
+        <w:t xml:space="preserve">Finalised the </w:t>
+      </w:r>
+      <w:r>
+        <w:rPr/>
+        <w:t>initial</w:t>
+      </w:r>
+      <w:r>
+        <w:rPr/>
+        <w:t xml:space="preserve"> design of our website including the name, slogan, logo, core values of the company </w:t>
+      </w:r>
+      <w:r>
+        <w:rPr/>
+        <w:t xml:space="preserve">and started creating the 5 pages of our website, </w:t>
+      </w:r>
+      <w:r>
+        <w:rPr/>
+        <w:t>allocating</w:t>
+      </w:r>
+      <w:r>
+        <w:rPr/>
+        <w:t xml:space="preserve"> one member per page to focus on. </w:t>
+      </w:r>
+      <w:r>
+        <w:rPr/>
+        <w:t xml:space="preserve">We discussed the key accessibility features that must be </w:t>
+      </w:r>
+      <w:r>
+        <w:rPr/>
+        <w:t>included</w:t>
+      </w:r>
+      <w:r>
+        <w:rPr/>
+        <w:t xml:space="preserve"> </w:t>
+      </w:r>
+      <w:r>
+        <w:rPr/>
+        <w:t>on</w:t>
+      </w:r>
+      <w:r>
+        <w:rPr/>
+        <w:t xml:space="preserve"> the </w:t>
+      </w:r>
+      <w:r>
+        <w:rPr/>
+        <w:t>website, created</w:t>
+      </w:r>
+      <w:r>
+        <w:rPr/>
+        <w:t xml:space="preserve"> our repository for the coursework and began the coding. Each member would work on their page over Easter until the next meeting.</w:t>
       </w:r>
     </w:p>
     <w:p/>
     <w:p/>
     <w:p/>
+    <w:p/>
+    <w:p/>
+    <w:p/>
+    <w:p/>
+    <w:p/>
+    <w:p/>
     <w:sectPr>
-      <w:pgSz w:w="11906" w:h="16838"/>
+      <w:pgSz w:w="11906" w:h="16838" w:orient="portrait"/>
       <w:pgMar w:top="1440" w:right="1440" w:bottom="1440" w:left="1440" w:header="708" w:footer="708" w:gutter="0"/>
       <w:cols w:space="708"/>
       <w:docGrid w:linePitch="360"/>
@@ -53,12 +221,132 @@
 </w:document>
 </file>
 
+<file path=word/numbering.xml><?xml version="1.0" encoding="utf-8"?>
+<w:numbering xmlns:wpc="http://schemas.microsoft.com/office/word/2010/wordprocessingCanvas" xmlns:cx="http://schemas.microsoft.com/office/drawing/2014/chartex" xmlns:cx1="http://schemas.microsoft.com/office/drawing/2015/9/8/chartex" xmlns:cx2="http://schemas.microsoft.com/office/drawing/2015/10/21/chartex" xmlns:cx3="http://schemas.microsoft.com/office/drawing/2016/5/9/chartex" xmlns:cx4="http://schemas.microsoft.com/office/drawing/2016/5/10/chartex" xmlns:cx5="http://schemas.microsoft.com/office/drawing/2016/5/11/chartex" xmlns:cx6="http://schemas.microsoft.com/office/drawing/2016/5/12/chartex" xmlns:cx7="http://schemas.microsoft.com/office/drawing/2016/5/13/chartex" xmlns:cx8="http://schemas.microsoft.com/office/drawing/2016/5/14/chartex" xmlns:mc="http://schemas.openxmlformats.org/markup-compatibility/2006" xmlns:aink="http://schemas.microsoft.com/office/drawing/2016/ink" xmlns:am3d="http://schemas.microsoft.com/office/drawing/2017/model3d" xmlns:o="urn:schemas-microsoft-com:office:office" xmlns:oel="http://schemas.microsoft.com/office/2019/extlst" xmlns:r="http://schemas.openxmlformats.org/officeDocument/2006/relationships" xmlns:m="http://schemas.openxmlformats.org/officeDocument/2006/math" xmlns:v="urn:schemas-microsoft-com:vml" xmlns:wp14="http://schemas.microsoft.com/office/word/2010/wordprocessingDrawing" xmlns:wp="http://schemas.openxmlformats.org/drawingml/2006/wordprocessingDrawing" xmlns:w10="urn:schemas-microsoft-com:office:word" xmlns:w="http://schemas.openxmlformats.org/wordprocessingml/2006/main" xmlns:w14="http://schemas.microsoft.com/office/word/2010/wordml" xmlns:w15="http://schemas.microsoft.com/office/word/2012/wordml" xmlns:w16cex="http://schemas.microsoft.com/office/word/2018/wordml/cex" xmlns:w16cid="http://schemas.microsoft.com/office/word/2016/wordml/cid" xmlns:w16="http://schemas.microsoft.com/office/word/2018/wordml" xmlns:w16du="http://schemas.microsoft.com/office/word/2023/wordml/word16du" xmlns:w16sdtdh="http://schemas.microsoft.com/office/word/2020/wordml/sdtdatahash" xmlns:w16sdtfl="http://schemas.microsoft.com/office/word/2024/wordml/sdtformatlock" xmlns:w16se="http://schemas.microsoft.com/office/word/2015/wordml/symex" xmlns:wpg="http://schemas.microsoft.com/office/word/2010/wordprocessingGroup" xmlns:wpi="http://schemas.microsoft.com/office/word/2010/wordprocessingInk" xmlns:wne="http://schemas.microsoft.com/office/word/2006/wordml" xmlns:wps="http://schemas.microsoft.com/office/word/2010/wordprocessingShape" mc:Ignorable="w14 w15 w16se w16cid w16 w16cex w16sdtdh w16sdtfl w16du wp14">
+  <w:abstractNum w:abstractNumId="0" w15:restartNumberingAfterBreak="0">
+    <w:nsid w:val="775D78CB"/>
+    <w:multiLevelType w:val="hybridMultilevel"/>
+    <w:tmpl w:val="17F67DC2"/>
+    <w:lvl w:ilvl="0" w:tplc="5D16A4FE">
+      <w:numFmt w:val="bullet"/>
+      <w:lvlText w:val="-"/>
+      <w:lvlJc w:val="left"/>
+      <w:pPr>
+        <w:ind w:left="720" w:hanging="360"/>
+      </w:pPr>
+      <w:rPr>
+        <w:rFonts w:hint="default" w:ascii="Aptos" w:hAnsi="Aptos" w:eastAsiaTheme="minorHAnsi" w:cstheme="minorBidi"/>
+      </w:rPr>
+    </w:lvl>
+    <w:lvl w:ilvl="1" w:tplc="08090003" w:tentative="1">
+      <w:start w:val="1"/>
+      <w:numFmt w:val="bullet"/>
+      <w:lvlText w:val="o"/>
+      <w:lvlJc w:val="left"/>
+      <w:pPr>
+        <w:ind w:left="1440" w:hanging="360"/>
+      </w:pPr>
+      <w:rPr>
+        <w:rFonts w:hint="default" w:ascii="Courier New" w:hAnsi="Courier New" w:cs="Courier New"/>
+      </w:rPr>
+    </w:lvl>
+    <w:lvl w:ilvl="2" w:tplc="08090005" w:tentative="1">
+      <w:start w:val="1"/>
+      <w:numFmt w:val="bullet"/>
+      <w:lvlText w:val=""/>
+      <w:lvlJc w:val="left"/>
+      <w:pPr>
+        <w:ind w:left="2160" w:hanging="360"/>
+      </w:pPr>
+      <w:rPr>
+        <w:rFonts w:hint="default" w:ascii="Wingdings" w:hAnsi="Wingdings"/>
+      </w:rPr>
+    </w:lvl>
+    <w:lvl w:ilvl="3" w:tplc="08090001" w:tentative="1">
+      <w:start w:val="1"/>
+      <w:numFmt w:val="bullet"/>
+      <w:lvlText w:val=""/>
+      <w:lvlJc w:val="left"/>
+      <w:pPr>
+        <w:ind w:left="2880" w:hanging="360"/>
+      </w:pPr>
+      <w:rPr>
+        <w:rFonts w:hint="default" w:ascii="Symbol" w:hAnsi="Symbol"/>
+      </w:rPr>
+    </w:lvl>
+    <w:lvl w:ilvl="4" w:tplc="08090003" w:tentative="1">
+      <w:start w:val="1"/>
+      <w:numFmt w:val="bullet"/>
+      <w:lvlText w:val="o"/>
+      <w:lvlJc w:val="left"/>
+      <w:pPr>
+        <w:ind w:left="3600" w:hanging="360"/>
+      </w:pPr>
+      <w:rPr>
+        <w:rFonts w:hint="default" w:ascii="Courier New" w:hAnsi="Courier New" w:cs="Courier New"/>
+      </w:rPr>
+    </w:lvl>
+    <w:lvl w:ilvl="5" w:tplc="08090005" w:tentative="1">
+      <w:start w:val="1"/>
+      <w:numFmt w:val="bullet"/>
+      <w:lvlText w:val=""/>
+      <w:lvlJc w:val="left"/>
+      <w:pPr>
+        <w:ind w:left="4320" w:hanging="360"/>
+      </w:pPr>
+      <w:rPr>
+        <w:rFonts w:hint="default" w:ascii="Wingdings" w:hAnsi="Wingdings"/>
+      </w:rPr>
+    </w:lvl>
+    <w:lvl w:ilvl="6" w:tplc="08090001" w:tentative="1">
+      <w:start w:val="1"/>
+      <w:numFmt w:val="bullet"/>
+      <w:lvlText w:val=""/>
+      <w:lvlJc w:val="left"/>
+      <w:pPr>
+        <w:ind w:left="5040" w:hanging="360"/>
+      </w:pPr>
+      <w:rPr>
+        <w:rFonts w:hint="default" w:ascii="Symbol" w:hAnsi="Symbol"/>
+      </w:rPr>
+    </w:lvl>
+    <w:lvl w:ilvl="7" w:tplc="08090003" w:tentative="1">
+      <w:start w:val="1"/>
+      <w:numFmt w:val="bullet"/>
+      <w:lvlText w:val="o"/>
+      <w:lvlJc w:val="left"/>
+      <w:pPr>
+        <w:ind w:left="5760" w:hanging="360"/>
+      </w:pPr>
+      <w:rPr>
+        <w:rFonts w:hint="default" w:ascii="Courier New" w:hAnsi="Courier New" w:cs="Courier New"/>
+      </w:rPr>
+    </w:lvl>
+    <w:lvl w:ilvl="8" w:tplc="08090005" w:tentative="1">
+      <w:start w:val="1"/>
+      <w:numFmt w:val="bullet"/>
+      <w:lvlText w:val=""/>
+      <w:lvlJc w:val="left"/>
+      <w:pPr>
+        <w:ind w:left="6480" w:hanging="360"/>
+      </w:pPr>
+      <w:rPr>
+        <w:rFonts w:hint="default" w:ascii="Wingdings" w:hAnsi="Wingdings"/>
+      </w:rPr>
+    </w:lvl>
+  </w:abstractNum>
+  <w:num w:numId="1" w16cid:durableId="1728869034">
+    <w:abstractNumId w:val="0"/>
+  </w:num>
+</w:numbering>
+</file>
+
 <file path=word/styles.xml><?xml version="1.0" encoding="utf-8"?>
 <w:styles xmlns:mc="http://schemas.openxmlformats.org/markup-compatibility/2006" xmlns:r="http://schemas.openxmlformats.org/officeDocument/2006/relationships" xmlns:w="http://schemas.openxmlformats.org/wordprocessingml/2006/main" xmlns:w14="http://schemas.microsoft.com/office/word/2010/wordml" xmlns:w15="http://schemas.microsoft.com/office/word/2012/wordml" xmlns:w16cex="http://schemas.microsoft.com/office/word/2018/wordml/cex" xmlns:w16cid="http://schemas.microsoft.com/office/word/2016/wordml/cid" xmlns:w16="http://schemas.microsoft.com/office/word/2018/wordml" xmlns:w16du="http://schemas.microsoft.com/office/word/2023/wordml/word16du" xmlns:w16sdtdh="http://schemas.microsoft.com/office/word/2020/wordml/sdtdatahash" xmlns:w16sdtfl="http://schemas.microsoft.com/office/word/2024/wordml/sdtformatlock" xmlns:w16se="http://schemas.microsoft.com/office/word/2015/wordml/symex" mc:Ignorable="w14 w15 w16se w16cid w16 w16cex w16sdtdh w16sdtfl w16du">
   <w:docDefaults>
     <w:rPrDefault>
       <w:rPr>
-        <w:rFonts w:asciiTheme="minorHAnsi" w:eastAsiaTheme="minorHAnsi" w:hAnsiTheme="minorHAnsi" w:cstheme="minorBidi"/>
+        <w:rFonts w:asciiTheme="minorHAnsi" w:hAnsiTheme="minorHAnsi" w:eastAsiaTheme="minorHAnsi" w:cstheme="minorBidi"/>
         <w:kern w:val="2"/>
         <w:sz w:val="24"/>
         <w:szCs w:val="24"/>
@@ -75,14 +363,14 @@
   <w:latentStyles w:defLockedState="0" w:defUIPriority="99" w:defSemiHidden="0" w:defUnhideWhenUsed="0" w:defQFormat="0" w:count="376">
     <w:lsdException w:name="Normal" w:uiPriority="0" w:qFormat="1"/>
     <w:lsdException w:name="heading 1" w:uiPriority="9" w:qFormat="1"/>
-    <w:lsdException w:name="heading 2" w:semiHidden="1" w:uiPriority="9" w:unhideWhenUsed="1" w:qFormat="1"/>
-    <w:lsdException w:name="heading 3" w:semiHidden="1" w:uiPriority="9" w:unhideWhenUsed="1" w:qFormat="1"/>
-    <w:lsdException w:name="heading 4" w:semiHidden="1" w:uiPriority="9" w:unhideWhenUsed="1" w:qFormat="1"/>
-    <w:lsdException w:name="heading 5" w:semiHidden="1" w:uiPriority="9" w:unhideWhenUsed="1" w:qFormat="1"/>
-    <w:lsdException w:name="heading 6" w:semiHidden="1" w:uiPriority="9" w:unhideWhenUsed="1" w:qFormat="1"/>
-    <w:lsdException w:name="heading 7" w:semiHidden="1" w:uiPriority="9" w:unhideWhenUsed="1" w:qFormat="1"/>
-    <w:lsdException w:name="heading 8" w:semiHidden="1" w:uiPriority="9" w:unhideWhenUsed="1" w:qFormat="1"/>
-    <w:lsdException w:name="heading 9" w:semiHidden="1" w:uiPriority="9" w:unhideWhenUsed="1" w:qFormat="1"/>
+    <w:lsdException w:name="heading 2" w:uiPriority="9" w:semiHidden="1" w:unhideWhenUsed="1" w:qFormat="1"/>
+    <w:lsdException w:name="heading 3" w:uiPriority="9" w:semiHidden="1" w:unhideWhenUsed="1" w:qFormat="1"/>
+    <w:lsdException w:name="heading 4" w:uiPriority="9" w:semiHidden="1" w:unhideWhenUsed="1" w:qFormat="1"/>
+    <w:lsdException w:name="heading 5" w:uiPriority="9" w:semiHidden="1" w:unhideWhenUsed="1" w:qFormat="1"/>
+    <w:lsdException w:name="heading 6" w:uiPriority="9" w:semiHidden="1" w:unhideWhenUsed="1" w:qFormat="1"/>
+    <w:lsdException w:name="heading 7" w:uiPriority="9" w:semiHidden="1" w:unhideWhenUsed="1" w:qFormat="1"/>
+    <w:lsdException w:name="heading 8" w:uiPriority="9" w:semiHidden="1" w:unhideWhenUsed="1" w:qFormat="1"/>
+    <w:lsdException w:name="heading 9" w:uiPriority="9" w:semiHidden="1" w:unhideWhenUsed="1" w:qFormat="1"/>
     <w:lsdException w:name="index 1" w:semiHidden="1" w:unhideWhenUsed="1"/>
     <w:lsdException w:name="index 2" w:semiHidden="1" w:unhideWhenUsed="1"/>
     <w:lsdException w:name="index 3" w:semiHidden="1" w:unhideWhenUsed="1"/>
@@ -92,22 +380,22 @@
     <w:lsdException w:name="index 7" w:semiHidden="1" w:unhideWhenUsed="1"/>
     <w:lsdException w:name="index 8" w:semiHidden="1" w:unhideWhenUsed="1"/>
     <w:lsdException w:name="index 9" w:semiHidden="1" w:unhideWhenUsed="1"/>
-    <w:lsdException w:name="toc 1" w:semiHidden="1" w:uiPriority="39" w:unhideWhenUsed="1"/>
-    <w:lsdException w:name="toc 2" w:semiHidden="1" w:uiPriority="39" w:unhideWhenUsed="1"/>
-    <w:lsdException w:name="toc 3" w:semiHidden="1" w:uiPriority="39" w:unhideWhenUsed="1"/>
-    <w:lsdException w:name="toc 4" w:semiHidden="1" w:uiPriority="39" w:unhideWhenUsed="1"/>
-    <w:lsdException w:name="toc 5" w:semiHidden="1" w:uiPriority="39" w:unhideWhenUsed="1"/>
-    <w:lsdException w:name="toc 6" w:semiHidden="1" w:uiPriority="39" w:unhideWhenUsed="1"/>
-    <w:lsdException w:name="toc 7" w:semiHidden="1" w:uiPriority="39" w:unhideWhenUsed="1"/>
-    <w:lsdException w:name="toc 8" w:semiHidden="1" w:uiPriority="39" w:unhideWhenUsed="1"/>
-    <w:lsdException w:name="toc 9" w:semiHidden="1" w:uiPriority="39" w:unhideWhenUsed="1"/>
+    <w:lsdException w:name="toc 1" w:uiPriority="39" w:semiHidden="1" w:unhideWhenUsed="1"/>
+    <w:lsdException w:name="toc 2" w:uiPriority="39" w:semiHidden="1" w:unhideWhenUsed="1"/>
+    <w:lsdException w:name="toc 3" w:uiPriority="39" w:semiHidden="1" w:unhideWhenUsed="1"/>
+    <w:lsdException w:name="toc 4" w:uiPriority="39" w:semiHidden="1" w:unhideWhenUsed="1"/>
+    <w:lsdException w:name="toc 5" w:uiPriority="39" w:semiHidden="1" w:unhideWhenUsed="1"/>
+    <w:lsdException w:name="toc 6" w:uiPriority="39" w:semiHidden="1" w:unhideWhenUsed="1"/>
+    <w:lsdException w:name="toc 7" w:uiPriority="39" w:semiHidden="1" w:unhideWhenUsed="1"/>
+    <w:lsdException w:name="toc 8" w:uiPriority="39" w:semiHidden="1" w:unhideWhenUsed="1"/>
+    <w:lsdException w:name="toc 9" w:uiPriority="39" w:semiHidden="1" w:unhideWhenUsed="1"/>
     <w:lsdException w:name="Normal Indent" w:semiHidden="1" w:unhideWhenUsed="1"/>
     <w:lsdException w:name="footnote text" w:semiHidden="1" w:unhideWhenUsed="1"/>
     <w:lsdException w:name="annotation text" w:semiHidden="1" w:unhideWhenUsed="1"/>
     <w:lsdException w:name="header" w:semiHidden="1" w:unhideWhenUsed="1"/>
     <w:lsdException w:name="footer" w:semiHidden="1" w:unhideWhenUsed="1"/>
     <w:lsdException w:name="index heading" w:semiHidden="1" w:unhideWhenUsed="1"/>
-    <w:lsdException w:name="caption" w:semiHidden="1" w:uiPriority="35" w:unhideWhenUsed="1" w:qFormat="1"/>
+    <w:lsdException w:name="caption" w:uiPriority="35" w:semiHidden="1" w:unhideWhenUsed="1" w:qFormat="1"/>
     <w:lsdException w:name="table of figures" w:semiHidden="1" w:unhideWhenUsed="1"/>
     <w:lsdException w:name="envelope address" w:semiHidden="1" w:unhideWhenUsed="1"/>
     <w:lsdException w:name="envelope return" w:semiHidden="1" w:unhideWhenUsed="1"/>
@@ -138,7 +426,7 @@
     <w:lsdException w:name="Title" w:uiPriority="10" w:qFormat="1"/>
     <w:lsdException w:name="Closing" w:semiHidden="1" w:unhideWhenUsed="1"/>
     <w:lsdException w:name="Signature" w:semiHidden="1" w:unhideWhenUsed="1"/>
-    <w:lsdException w:name="Default Paragraph Font" w:semiHidden="1" w:uiPriority="1" w:unhideWhenUsed="1"/>
+    <w:lsdException w:name="Default Paragraph Font" w:uiPriority="1" w:semiHidden="1" w:unhideWhenUsed="1"/>
     <w:lsdException w:name="Body Text" w:semiHidden="1" w:unhideWhenUsed="1"/>
     <w:lsdException w:name="Body Text Indent" w:semiHidden="1" w:unhideWhenUsed="1"/>
     <w:lsdException w:name="List Continue" w:semiHidden="1" w:unhideWhenUsed="1"/>
@@ -338,8 +626,8 @@
     <w:lsdException w:name="Subtle Reference" w:uiPriority="31" w:qFormat="1"/>
     <w:lsdException w:name="Intense Reference" w:uiPriority="32" w:qFormat="1"/>
     <w:lsdException w:name="Book Title" w:uiPriority="33" w:qFormat="1"/>
-    <w:lsdException w:name="Bibliography" w:semiHidden="1" w:uiPriority="37" w:unhideWhenUsed="1"/>
-    <w:lsdException w:name="TOC Heading" w:semiHidden="1" w:uiPriority="39" w:unhideWhenUsed="1" w:qFormat="1"/>
+    <w:lsdException w:name="Bibliography" w:uiPriority="37" w:semiHidden="1" w:unhideWhenUsed="1"/>
+    <w:lsdException w:name="TOC Heading" w:uiPriority="39" w:semiHidden="1" w:unhideWhenUsed="1" w:qFormat="1"/>
     <w:lsdException w:name="Plain Table 1" w:uiPriority="41"/>
     <w:lsdException w:name="Plain Table 2" w:uiPriority="42"/>
     <w:lsdException w:name="Plain Table 3" w:uiPriority="43"/>
@@ -450,7 +738,7 @@
     <w:lsdException w:name="Unresolved Mention" w:semiHidden="1" w:unhideWhenUsed="1"/>
     <w:lsdException w:name="Smart Link" w:semiHidden="1" w:unhideWhenUsed="1"/>
   </w:latentStyles>
-  <w:style w:type="paragraph" w:default="1" w:styleId="Normal">
+  <w:style w:type="paragraph" w:styleId="Normal" w:default="1">
     <w:name w:val="Normal"/>
     <w:qFormat/>
   </w:style>
@@ -469,7 +757,7 @@
       <w:outlineLvl w:val="0"/>
     </w:pPr>
     <w:rPr>
-      <w:rFonts w:asciiTheme="majorHAnsi" w:eastAsiaTheme="majorEastAsia" w:hAnsiTheme="majorHAnsi" w:cstheme="majorBidi"/>
+      <w:rFonts w:asciiTheme="majorHAnsi" w:hAnsiTheme="majorHAnsi" w:eastAsiaTheme="majorEastAsia" w:cstheme="majorBidi"/>
       <w:color w:val="0F4761" w:themeColor="accent1" w:themeShade="BF"/>
       <w:sz w:val="40"/>
       <w:szCs w:val="40"/>
@@ -492,7 +780,7 @@
       <w:outlineLvl w:val="1"/>
     </w:pPr>
     <w:rPr>
-      <w:rFonts w:asciiTheme="majorHAnsi" w:eastAsiaTheme="majorEastAsia" w:hAnsiTheme="majorHAnsi" w:cstheme="majorBidi"/>
+      <w:rFonts w:asciiTheme="majorHAnsi" w:hAnsiTheme="majorHAnsi" w:eastAsiaTheme="majorEastAsia" w:cstheme="majorBidi"/>
       <w:color w:val="0F4761" w:themeColor="accent1" w:themeShade="BF"/>
       <w:sz w:val="32"/>
       <w:szCs w:val="32"/>
@@ -653,13 +941,13 @@
       <w:color w:val="272727" w:themeColor="text1" w:themeTint="D8"/>
     </w:rPr>
   </w:style>
-  <w:style w:type="character" w:default="1" w:styleId="DefaultParagraphFont">
+  <w:style w:type="character" w:styleId="DefaultParagraphFont" w:default="1">
     <w:name w:val="Default Paragraph Font"/>
     <w:uiPriority w:val="1"/>
     <w:semiHidden/>
     <w:unhideWhenUsed/>
   </w:style>
-  <w:style w:type="table" w:default="1" w:styleId="TableNormal">
+  <w:style w:type="table" w:styleId="TableNormal" w:default="1">
     <w:name w:val="Normal Table"/>
     <w:uiPriority w:val="99"/>
     <w:semiHidden/>
@@ -674,26 +962,26 @@
       </w:tblCellMar>
     </w:tblPr>
   </w:style>
-  <w:style w:type="numbering" w:default="1" w:styleId="NoList">
+  <w:style w:type="numbering" w:styleId="NoList" w:default="1">
     <w:name w:val="No List"/>
     <w:uiPriority w:val="99"/>
     <w:semiHidden/>
     <w:unhideWhenUsed/>
   </w:style>
-  <w:style w:type="character" w:customStyle="1" w:styleId="Heading1Char">
+  <w:style w:type="character" w:styleId="Heading1Char" w:customStyle="1">
     <w:name w:val="Heading 1 Char"/>
     <w:basedOn w:val="DefaultParagraphFont"/>
     <w:link w:val="Heading1"/>
     <w:uiPriority w:val="9"/>
     <w:rsid w:val="00ED0552"/>
     <w:rPr>
-      <w:rFonts w:asciiTheme="majorHAnsi" w:eastAsiaTheme="majorEastAsia" w:hAnsiTheme="majorHAnsi" w:cstheme="majorBidi"/>
+      <w:rFonts w:asciiTheme="majorHAnsi" w:hAnsiTheme="majorHAnsi" w:eastAsiaTheme="majorEastAsia" w:cstheme="majorBidi"/>
       <w:color w:val="0F4761" w:themeColor="accent1" w:themeShade="BF"/>
       <w:sz w:val="40"/>
       <w:szCs w:val="40"/>
     </w:rPr>
   </w:style>
-  <w:style w:type="character" w:customStyle="1" w:styleId="Heading2Char">
+  <w:style w:type="character" w:styleId="Heading2Char" w:customStyle="1">
     <w:name w:val="Heading 2 Char"/>
     <w:basedOn w:val="DefaultParagraphFont"/>
     <w:link w:val="Heading2"/>
@@ -701,13 +989,13 @@
     <w:semiHidden/>
     <w:rsid w:val="00ED0552"/>
     <w:rPr>
-      <w:rFonts w:asciiTheme="majorHAnsi" w:eastAsiaTheme="majorEastAsia" w:hAnsiTheme="majorHAnsi" w:cstheme="majorBidi"/>
+      <w:rFonts w:asciiTheme="majorHAnsi" w:hAnsiTheme="majorHAnsi" w:eastAsiaTheme="majorEastAsia" w:cstheme="majorBidi"/>
       <w:color w:val="0F4761" w:themeColor="accent1" w:themeShade="BF"/>
       <w:sz w:val="32"/>
       <w:szCs w:val="32"/>
     </w:rPr>
   </w:style>
-  <w:style w:type="character" w:customStyle="1" w:styleId="Heading3Char">
+  <w:style w:type="character" w:styleId="Heading3Char" w:customStyle="1">
     <w:name w:val="Heading 3 Char"/>
     <w:basedOn w:val="DefaultParagraphFont"/>
     <w:link w:val="Heading3"/>
@@ -721,7 +1009,7 @@
       <w:szCs w:val="28"/>
     </w:rPr>
   </w:style>
-  <w:style w:type="character" w:customStyle="1" w:styleId="Heading4Char">
+  <w:style w:type="character" w:styleId="Heading4Char" w:customStyle="1">
     <w:name w:val="Heading 4 Char"/>
     <w:basedOn w:val="DefaultParagraphFont"/>
     <w:link w:val="Heading4"/>
@@ -735,7 +1023,7 @@
       <w:color w:val="0F4761" w:themeColor="accent1" w:themeShade="BF"/>
     </w:rPr>
   </w:style>
-  <w:style w:type="character" w:customStyle="1" w:styleId="Heading5Char">
+  <w:style w:type="character" w:styleId="Heading5Char" w:customStyle="1">
     <w:name w:val="Heading 5 Char"/>
     <w:basedOn w:val="DefaultParagraphFont"/>
     <w:link w:val="Heading5"/>
@@ -747,7 +1035,7 @@
       <w:color w:val="0F4761" w:themeColor="accent1" w:themeShade="BF"/>
     </w:rPr>
   </w:style>
-  <w:style w:type="character" w:customStyle="1" w:styleId="Heading6Char">
+  <w:style w:type="character" w:styleId="Heading6Char" w:customStyle="1">
     <w:name w:val="Heading 6 Char"/>
     <w:basedOn w:val="DefaultParagraphFont"/>
     <w:link w:val="Heading6"/>
@@ -761,7 +1049,7 @@
       <w:color w:val="595959" w:themeColor="text1" w:themeTint="A6"/>
     </w:rPr>
   </w:style>
-  <w:style w:type="character" w:customStyle="1" w:styleId="Heading7Char">
+  <w:style w:type="character" w:styleId="Heading7Char" w:customStyle="1">
     <w:name w:val="Heading 7 Char"/>
     <w:basedOn w:val="DefaultParagraphFont"/>
     <w:link w:val="Heading7"/>
@@ -773,7 +1061,7 @@
       <w:color w:val="595959" w:themeColor="text1" w:themeTint="A6"/>
     </w:rPr>
   </w:style>
-  <w:style w:type="character" w:customStyle="1" w:styleId="Heading8Char">
+  <w:style w:type="character" w:styleId="Heading8Char" w:customStyle="1">
     <w:name w:val="Heading 8 Char"/>
     <w:basedOn w:val="DefaultParagraphFont"/>
     <w:link w:val="Heading8"/>
@@ -787,7 +1075,7 @@
       <w:color w:val="272727" w:themeColor="text1" w:themeTint="D8"/>
     </w:rPr>
   </w:style>
-  <w:style w:type="character" w:customStyle="1" w:styleId="Heading9Char">
+  <w:style w:type="character" w:styleId="Heading9Char" w:customStyle="1">
     <w:name w:val="Heading 9 Char"/>
     <w:basedOn w:val="DefaultParagraphFont"/>
     <w:link w:val="Heading9"/>
@@ -812,21 +1100,21 @@
       <w:contextualSpacing/>
     </w:pPr>
     <w:rPr>
-      <w:rFonts w:asciiTheme="majorHAnsi" w:eastAsiaTheme="majorEastAsia" w:hAnsiTheme="majorHAnsi" w:cstheme="majorBidi"/>
+      <w:rFonts w:asciiTheme="majorHAnsi" w:hAnsiTheme="majorHAnsi" w:eastAsiaTheme="majorEastAsia" w:cstheme="majorBidi"/>
       <w:spacing w:val="-10"/>
       <w:kern w:val="28"/>
       <w:sz w:val="56"/>
       <w:szCs w:val="56"/>
     </w:rPr>
   </w:style>
-  <w:style w:type="character" w:customStyle="1" w:styleId="TitleChar">
+  <w:style w:type="character" w:styleId="TitleChar" w:customStyle="1">
     <w:name w:val="Title Char"/>
     <w:basedOn w:val="DefaultParagraphFont"/>
     <w:link w:val="Title"/>
     <w:uiPriority w:val="10"/>
     <w:rsid w:val="00ED0552"/>
     <w:rPr>
-      <w:rFonts w:asciiTheme="majorHAnsi" w:eastAsiaTheme="majorEastAsia" w:hAnsiTheme="majorHAnsi" w:cstheme="majorBidi"/>
+      <w:rFonts w:asciiTheme="majorHAnsi" w:hAnsiTheme="majorHAnsi" w:eastAsiaTheme="majorEastAsia" w:cstheme="majorBidi"/>
       <w:spacing w:val="-10"/>
       <w:kern w:val="28"/>
       <w:sz w:val="56"/>
@@ -854,7 +1142,7 @@
       <w:szCs w:val="28"/>
     </w:rPr>
   </w:style>
-  <w:style w:type="character" w:customStyle="1" w:styleId="SubtitleChar">
+  <w:style w:type="character" w:styleId="SubtitleChar" w:customStyle="1">
     <w:name w:val="Subtitle Char"/>
     <w:basedOn w:val="DefaultParagraphFont"/>
     <w:link w:val="Subtitle"/>
@@ -886,7 +1174,7 @@
       <w:color w:val="404040" w:themeColor="text1" w:themeTint="BF"/>
     </w:rPr>
   </w:style>
-  <w:style w:type="character" w:customStyle="1" w:styleId="QuoteChar">
+  <w:style w:type="character" w:styleId="QuoteChar" w:customStyle="1">
     <w:name w:val="Quote Char"/>
     <w:basedOn w:val="DefaultParagraphFont"/>
     <w:link w:val="Quote"/>
@@ -931,8 +1219,8 @@
     <w:rsid w:val="00ED0552"/>
     <w:pPr>
       <w:pBdr>
-        <w:top w:val="single" w:sz="4" w:space="10" w:color="0F4761" w:themeColor="accent1" w:themeShade="BF"/>
-        <w:bottom w:val="single" w:sz="4" w:space="10" w:color="0F4761" w:themeColor="accent1" w:themeShade="BF"/>
+        <w:top w:val="single" w:color="0F4761" w:themeColor="accent1" w:themeShade="BF" w:sz="4" w:space="10"/>
+        <w:bottom w:val="single" w:color="0F4761" w:themeColor="accent1" w:themeShade="BF" w:sz="4" w:space="10"/>
       </w:pBdr>
       <w:spacing w:before="360" w:after="360"/>
       <w:ind w:left="864" w:right="864"/>
@@ -944,7 +1232,7 @@
       <w:color w:val="0F4761" w:themeColor="accent1" w:themeShade="BF"/>
     </w:rPr>
   </w:style>
-  <w:style w:type="character" w:customStyle="1" w:styleId="IntenseQuoteChar">
+  <w:style w:type="character" w:styleId="IntenseQuoteChar" w:customStyle="1">
     <w:name w:val="Intense Quote Char"/>
     <w:basedOn w:val="DefaultParagraphFont"/>
     <w:link w:val="IntenseQuote"/>
@@ -974,7 +1262,7 @@
 </file>
 
 <file path=word/theme/theme1.xml><?xml version="1.0" encoding="utf-8"?>
-<a:theme xmlns:a="http://schemas.openxmlformats.org/drawingml/2006/main" name="Office Theme">
+<a:theme xmlns:a="http://schemas.openxmlformats.org/drawingml/2006/main" xmlns:thm15="http://schemas.microsoft.com/office/thememl/2012/main" name="Office Theme">
   <a:themeElements>
     <a:clrScheme name="Office">
       <a:dk1>
@@ -1289,6 +1577,15 @@
 </file>
 
 <file path=customXml/item1.xml><?xml version="1.0" encoding="utf-8"?>
+<?mso-contentType ?>
+<FormTemplates xmlns="http://schemas.microsoft.com/sharepoint/v3/contenttype/forms">
+  <Display>DocumentLibraryForm</Display>
+  <Edit>DocumentLibraryForm</Edit>
+  <New>DocumentLibraryForm</New>
+</FormTemplates>
+</file>
+
+<file path=customXml/item2.xml><?xml version="1.0" encoding="utf-8"?>
 <ct:contentTypeSchema xmlns:ct="http://schemas.microsoft.com/office/2006/metadata/contentType" xmlns:ma="http://schemas.microsoft.com/office/2006/metadata/properties/metaAttributes" ct:_="" ma:_="" ma:contentTypeName="Document" ma:contentTypeID="0x0101002CEDFEC9FDF6F34FA536DC133E8A529E" ma:contentTypeVersion="9" ma:contentTypeDescription="Create a new document." ma:contentTypeScope="" ma:versionID="1964ddad7b9137e0e297c5e2bd9fb65c">
   <xsd:schema xmlns:xsd="http://www.w3.org/2001/XMLSchema" xmlns:xs="http://www.w3.org/2001/XMLSchema" xmlns:p="http://schemas.microsoft.com/office/2006/metadata/properties" xmlns:ns3="9da67d2f-6098-4746-90bf-e04c66b8eff3" targetNamespace="http://schemas.microsoft.com/office/2006/metadata/properties" ma:root="true" ma:fieldsID="3b84f3b6eafa5297681349429dd27822" ns3:_="">
     <xsd:import namespace="9da67d2f-6098-4746-90bf-e04c66b8eff3"/>
@@ -1464,15 +1761,6 @@
 </ct:contentTypeSchema>
 </file>
 
-<file path=customXml/item2.xml><?xml version="1.0" encoding="utf-8"?>
-<?mso-contentType ?>
-<FormTemplates xmlns="http://schemas.microsoft.com/sharepoint/v3/contenttype/forms">
-  <Display>DocumentLibraryForm</Display>
-  <Edit>DocumentLibraryForm</Edit>
-  <New>DocumentLibraryForm</New>
-</FormTemplates>
-</file>
-
 <file path=customXml/item3.xml><?xml version="1.0" encoding="utf-8"?>
 <p:properties xmlns:p="http://schemas.microsoft.com/office/2006/metadata/properties" xmlns:xsi="http://www.w3.org/2001/XMLSchema-instance" xmlns:pc="http://schemas.microsoft.com/office/infopath/2007/PartnerControls">
   <documentManagement>
@@ -1482,6 +1770,14 @@
 </file>
 
 <file path=customXml/itemProps1.xml><?xml version="1.0" encoding="utf-8"?>
+<ds:datastoreItem xmlns:ds="http://schemas.openxmlformats.org/officeDocument/2006/customXml" ds:itemID="{99E84B8B-19C3-4D55-A7DD-CAF1782BEE44}">
+  <ds:schemaRefs>
+    <ds:schemaRef ds:uri="http://schemas.microsoft.com/sharepoint/v3/contenttype/forms"/>
+  </ds:schemaRefs>
+</ds:datastoreItem>
+</file>
+
+<file path=customXml/itemProps2.xml><?xml version="1.0" encoding="utf-8"?>
 <ds:datastoreItem xmlns:ds="http://schemas.openxmlformats.org/officeDocument/2006/customXml" ds:itemID="{D176F5B8-303E-4252-A47F-CAC8520D1BE0}">
   <ds:schemaRefs>
     <ds:schemaRef ds:uri="http://schemas.microsoft.com/office/2006/metadata/contentType"/>
@@ -1495,14 +1791,6 @@
     <ds:schemaRef ds:uri="http://purl.org/dc/elements/1.1/"/>
     <ds:schemaRef ds:uri="http://purl.org/dc/terms/"/>
     <ds:schemaRef ds:uri="http://schemas.microsoft.com/internal/obd"/>
-  </ds:schemaRefs>
-</ds:datastoreItem>
-</file>
-
-<file path=customXml/itemProps2.xml><?xml version="1.0" encoding="utf-8"?>
-<ds:datastoreItem xmlns:ds="http://schemas.openxmlformats.org/officeDocument/2006/customXml" ds:itemID="{99E84B8B-19C3-4D55-A7DD-CAF1782BEE44}">
-  <ds:schemaRefs>
-    <ds:schemaRef ds:uri="http://schemas.microsoft.com/sharepoint/v3/contenttype/forms"/>
   </ds:schemaRefs>
 </ds:datastoreItem>
 </file>
